--- a/docs/generated/payroll/PAYROLL_GUIDE.docx
+++ b/docs/generated/payroll/PAYROLL_GUIDE.docx
@@ -59,7 +59,7 @@
                 <w:rFonts w:ascii="Microsoft JhengHei" w:hAnsi="Microsoft JhengHei" w:eastAsia="Microsoft JhengHei"/>
                 <w:sz w:val="20"/>
               </w:rPr>
-              <w:t>用途： 說明明學教育教師及相關同事薪酬的計算規則、適用對象、審核要點及異常處理</w:t>
+              <w:t>用途： 說明明學教育老師及相關同事薪酬的計算規則、適用對象、審核要點及異常處理</w:t>
             </w:r>
           </w:p>
           <w:p>
@@ -319,7 +319,7 @@
                 <w:b w:val="0"/>
                 <w:sz w:val="19"/>
               </w:rPr>
-              <w:t>人頭／HC</w:t>
+              <w:t>人頭</w:t>
             </w:r>
           </w:p>
         </w:tc>
@@ -400,7 +400,7 @@
                 <w:b w:val="0"/>
                 <w:sz w:val="19"/>
               </w:rPr>
-              <w:t>該生已消耗該堂學費權益（見第 2 章）</w:t>
+              <w:t>該生該堂計入已扣堂數（見第 2 章）</w:t>
             </w:r>
           </w:p>
         </w:tc>
@@ -484,7 +484,7 @@
                 <w:b w:val="0"/>
                 <w:sz w:val="19"/>
               </w:rPr>
-              <w:t>一對一／單對單</w:t>
+              <w:t>一對一</w:t>
             </w:r>
           </w:p>
         </w:tc>
@@ -510,7 +510,7 @@
                 <w:b w:val="0"/>
                 <w:sz w:val="19"/>
               </w:rPr>
-              <w:t>一位教師對一位學生；兩者計法相同</w:t>
+              <w:t>一位老師對一位學生；兩者計法相同</w:t>
             </w:r>
           </w:p>
         </w:tc>
@@ -566,7 +566,7 @@
                 <w:b w:val="0"/>
                 <w:sz w:val="19"/>
               </w:rPr>
-              <w:t>一位教師對兩位學生</w:t>
+              <w:t>一位老師對兩位學生</w:t>
             </w:r>
           </w:p>
         </w:tc>
@@ -620,7 +620,7 @@
                 <w:b w:val="0"/>
                 <w:sz w:val="19"/>
               </w:rPr>
-              <w:t>由非主責教師代替該節授課</w:t>
+              <w:t>由非任教老師代替該節授課</w:t>
             </w:r>
           </w:p>
         </w:tc>
@@ -848,7 +848,7 @@
           <w:rFonts w:ascii="Microsoft JhengHei" w:hAnsi="Microsoft JhengHei" w:eastAsia="Microsoft JhengHei"/>
           <w:sz w:val="22"/>
         </w:rPr>
-        <w:t>教師薪酬按</w:t>
+        <w:t>老師薪酬按</w:t>
       </w:r>
       <w:r>
         <w:rPr>
@@ -876,7 +876,7 @@
           <w:rFonts w:ascii="Microsoft JhengHei" w:hAnsi="Microsoft JhengHei" w:eastAsia="Microsoft JhengHei"/>
           <w:sz w:val="22"/>
         </w:rPr>
-        <w:t>學生於七月預繳八月學費：相關教師薪酬計入</w:t>
+        <w:t>學生於七月預繳八月學費：相關老師薪酬計入</w:t>
       </w:r>
       <w:r>
         <w:rPr>
@@ -904,7 +904,7 @@
           <w:rFonts w:ascii="Microsoft JhengHei" w:hAnsi="Microsoft JhengHei" w:eastAsia="Microsoft JhengHei"/>
           <w:sz w:val="22"/>
         </w:rPr>
-        <w:t>學生已上堂但尚未付款：只要該堂已按規則扣堂，教師</w:t>
+        <w:t>學生已完成課堂但尚未付款：只要該堂已按規則扣堂，老師</w:t>
       </w:r>
       <w:r>
         <w:rPr>
@@ -1089,7 +1089,7 @@
           <w:rFonts w:ascii="Microsoft JhengHei" w:hAnsi="Microsoft JhengHei" w:eastAsia="Microsoft JhengHei"/>
           <w:sz w:val="22"/>
         </w:rPr>
-        <w:t>1. 錄影或網課亦屬已上堂，必須計入。</w:t>
+        <w:t>1. 錄影或網課亦屬已完成課堂，必須計入。</w:t>
       </w:r>
     </w:p>
     <w:p>
@@ -1115,7 +1115,7 @@
           <w:rFonts w:ascii="Microsoft JhengHei" w:hAnsi="Microsoft JhengHei" w:eastAsia="Microsoft JhengHei"/>
           <w:sz w:val="22"/>
         </w:rPr>
-        <w:t>3. 學生臨時請假而校方決定扣堂：計入該節人頭。</w:t>
+        <w:t>3. 學生臨時請假而本社決定扣堂：計入該節人頭。</w:t>
       </w:r>
     </w:p>
     <w:p>
@@ -1184,7 +1184,7 @@
           <w:rFonts w:ascii="Microsoft JhengHei" w:hAnsi="Microsoft JhengHei" w:eastAsia="Microsoft JhengHei"/>
           <w:sz w:val="22"/>
         </w:rPr>
-        <w:t>代堂時，薪酬歸代堂教師，按其本人計法計算。</w:t>
+        <w:t>代堂時，薪酬歸代堂老師，按其本人計法計算。</w:t>
       </w:r>
     </w:p>
     <w:p>
@@ -1197,7 +1197,7 @@
           <w:rFonts w:ascii="Microsoft JhengHei" w:hAnsi="Microsoft JhengHei" w:eastAsia="Microsoft JhengHei"/>
           <w:sz w:val="22"/>
         </w:rPr>
-        <w:t>班別主責教師若未親自上該節，不得取得該節的「個人授課收益」。</w:t>
+        <w:t>班別任教老師若未親自上該節，不得取得該節的「個人授課收益」。</w:t>
       </w:r>
     </w:p>
     <w:p>
@@ -1460,7 +1460,7 @@
           <w:color w:val="404040"/>
           <w:sz w:val="22"/>
         </w:rPr>
-        <w:t>2.5 一對一、一對二、單對單</w:t>
+        <w:t>2.5 私人課程：一對一、一對二</w:t>
       </w:r>
     </w:p>
     <w:p>
@@ -1473,7 +1473,7 @@
           <w:rFonts w:ascii="Microsoft JhengHei" w:hAnsi="Microsoft JhengHei" w:eastAsia="Microsoft JhengHei"/>
           <w:sz w:val="22"/>
         </w:rPr>
-        <w:t>「單對單」與「一對一」同義，計法相同。</w:t>
+        <w:t>一對一按一位老師對一位學生計算。</w:t>
       </w:r>
     </w:p>
     <w:p>
@@ -1660,7 +1660,7 @@
                 <w:b w:val="0"/>
                 <w:sz w:val="19"/>
               </w:rPr>
-              <w:t>校方提早通知停課，師生並未到達</w:t>
+              <w:t>本社提早通知該堂取消，師生並未到達</w:t>
             </w:r>
           </w:p>
         </w:tc>
@@ -2095,7 +2095,7 @@
                 <w:b w:val="0"/>
                 <w:sz w:val="19"/>
               </w:rPr>
-              <w:t>專科教師</w:t>
+              <w:t>專科老師</w:t>
             </w:r>
           </w:p>
         </w:tc>
@@ -2203,7 +2203,7 @@
                 <w:b w:val="0"/>
                 <w:sz w:val="19"/>
               </w:rPr>
-              <w:t>專科教師</w:t>
+              <w:t>專科老師</w:t>
             </w:r>
           </w:p>
         </w:tc>
@@ -2419,7 +2419,7 @@
                 <w:b w:val="0"/>
                 <w:sz w:val="19"/>
               </w:rPr>
-              <w:t>專科教師</w:t>
+              <w:t>專科老師</w:t>
             </w:r>
           </w:p>
         </w:tc>
@@ -2527,7 +2527,7 @@
                 <w:b w:val="0"/>
                 <w:sz w:val="19"/>
               </w:rPr>
-              <w:t>兼職專科教師</w:t>
+              <w:t>兼職專科老師</w:t>
             </w:r>
           </w:p>
         </w:tc>
@@ -2635,7 +2635,7 @@
                 <w:b w:val="0"/>
                 <w:sz w:val="19"/>
               </w:rPr>
-              <w:t>兼職專科教師</w:t>
+              <w:t>兼職專科老師</w:t>
             </w:r>
           </w:p>
         </w:tc>
@@ -2743,7 +2743,7 @@
                 <w:b w:val="0"/>
                 <w:sz w:val="19"/>
               </w:rPr>
-              <w:t>專科教師</w:t>
+              <w:t>專科老師</w:t>
             </w:r>
           </w:p>
         </w:tc>
@@ -2851,7 +2851,7 @@
                 <w:b w:val="0"/>
                 <w:sz w:val="19"/>
               </w:rPr>
-              <w:t>專科教師</w:t>
+              <w:t>專科老師</w:t>
             </w:r>
           </w:p>
         </w:tc>
@@ -3031,7 +3031,7 @@
           <w:rFonts w:ascii="Microsoft JhengHei" w:hAnsi="Microsoft JhengHei" w:eastAsia="Microsoft JhengHei"/>
           <w:sz w:val="22"/>
         </w:rPr>
-        <w:t>說明：同一同事若同時有多於一種工作（例如 Leo Chan 兼專科與其他工作），各部分獨立計算後加總。功課班部分見第 16 章。</w:t>
+        <w:t>說明：同一同事若同時有多於一種工作（例如 Leo Chan 兼專科與其他工作），各部分獨立計算後加總。功輔班部分見第 16 章。</w:t>
       </w:r>
     </w:p>
     <w:p>
@@ -3144,7 +3144,7 @@
           <w:rFonts w:ascii="Microsoft JhengHei" w:hAnsi="Microsoft JhengHei" w:eastAsia="Microsoft JhengHei"/>
           <w:sz w:val="22"/>
         </w:rPr>
-        <w:t>：其他教師教授下列科目，並已扣堂的學費原價 × 10%</w:t>
+        <w:t>：其他老師教授下列科目，並已扣堂的學費原價 × 10%</w:t>
       </w:r>
     </w:p>
     <w:p>
@@ -3318,7 +3318,7 @@
           <w:rFonts w:ascii="Microsoft JhengHei" w:hAnsi="Microsoft JhengHei" w:eastAsia="Microsoft JhengHei"/>
           <w:sz w:val="22"/>
         </w:rPr>
-        <w:t>2. Mark Yu 當月即使完全沒有親自授課，只要其他教師有教授上述科目，仍可取得 10% 佣金。</w:t>
+        <w:t>2. Mark Yu 當月即使完全沒有親自授課，只要其他老師有教授上述科目，仍可取得 10% 佣金。</w:t>
       </w:r>
     </w:p>
     <w:p>
@@ -3344,7 +3344,7 @@
           <w:rFonts w:ascii="Microsoft JhengHei" w:hAnsi="Microsoft JhengHei" w:eastAsia="Microsoft JhengHei"/>
           <w:sz w:val="22"/>
         </w:rPr>
-        <w:t>代堂教師按自己的計法取得該節薪酬；</w:t>
+        <w:t>代堂老師按自己的計法取得該節薪酬；</w:t>
       </w:r>
     </w:p>
     <w:p>
@@ -3586,7 +3586,7 @@
                 <w:b w:val="0"/>
                 <w:sz w:val="19"/>
               </w:rPr>
-              <w:t>其他教師教授數學／M1／M2 並已扣堂的學費原價</w:t>
+              <w:t>其他老師教授數學／M1／M2 並已扣堂的學費原價</w:t>
             </w:r>
           </w:p>
         </w:tc>
@@ -3863,7 +3863,7 @@
           <w:rFonts w:ascii="Microsoft JhengHei" w:hAnsi="Microsoft JhengHei" w:eastAsia="Microsoft JhengHei"/>
           <w:sz w:val="22"/>
         </w:rPr>
-        <w:t>：其他教師教授</w:t>
+        <w:t>：其他老師教授</w:t>
       </w:r>
       <w:r>
         <w:rPr>
@@ -4011,7 +4011,7 @@
           <w:rFonts w:ascii="Microsoft JhengHei" w:hAnsi="Microsoft JhengHei" w:eastAsia="Microsoft JhengHei"/>
           <w:sz w:val="22"/>
         </w:rPr>
-        <w:t>2. Christine Fan 的班由其他人代堂時：代堂教師按自身計法計薪；Christine Fan 該節無 60%，但若屬中國語文，仍有 10% 佣金。</w:t>
+        <w:t>2. Christine Fan 的班由其他人代堂時：代堂老師按自身計法計薪；Christine Fan 該節無 60%，但若屬中國語文，仍有 10% 佣金。</w:t>
       </w:r>
     </w:p>
     <w:p>
@@ -4024,7 +4024,7 @@
           <w:rFonts w:ascii="Microsoft JhengHei" w:hAnsi="Microsoft JhengHei" w:eastAsia="Microsoft JhengHei"/>
           <w:sz w:val="22"/>
         </w:rPr>
-        <w:t>3. 功課班佣金現階段不納入本指南的每月計算，見第 16 章。</w:t>
+        <w:t>3. 功輔班佣金現階段不納入本指南的每月計算，見第 16 章。</w:t>
       </w:r>
     </w:p>
     <w:p>
@@ -4210,7 +4210,7 @@
                 <w:b w:val="0"/>
                 <w:sz w:val="19"/>
               </w:rPr>
-              <w:t>其他教師教授中國語文並已扣堂的學費原價</w:t>
+              <w:t>其他老師教授中國語文並已扣堂的學費原價</w:t>
             </w:r>
           </w:p>
         </w:tc>
@@ -4650,7 +4650,7 @@
                 <w:b w:val="0"/>
                 <w:sz w:val="19"/>
               </w:rPr>
-              <w:t>專科教師</w:t>
+              <w:t>專科老師</w:t>
             </w:r>
           </w:p>
         </w:tc>
@@ -4754,7 +4754,7 @@
           <w:color w:val="1F4E79"/>
           <w:sz w:val="28"/>
         </w:rPr>
-        <w:t>7. 兼職專科班導師：按人頭計薪</w:t>
+        <w:t>7. 兼職專科班老師：按人頭計薪</w:t>
       </w:r>
     </w:p>
     <w:p>
@@ -4808,7 +4808,7 @@
           <w:color w:val="404040"/>
           <w:sz w:val="22"/>
         </w:rPr>
-        <w:t>7.2 小組班公式</w:t>
+        <w:t>7.2 專科班公式</w:t>
       </w:r>
     </w:p>
     <w:p>
@@ -5116,7 +5116,7 @@
                 <w:b w:val="0"/>
                 <w:sz w:val="19"/>
               </w:rPr>
-              <w:t>一對一／單對單</w:t>
+              <w:t>一對一</w:t>
             </w:r>
           </w:p>
         </w:tc>
@@ -5515,7 +5515,7 @@
           <w:rFonts w:ascii="Microsoft JhengHei" w:hAnsi="Microsoft JhengHei" w:eastAsia="Microsoft JhengHei"/>
           <w:sz w:val="22"/>
         </w:rPr>
-        <w:t>Liam Lai 代 Kenneth Li 上一節初中三人小組班，三人皆扣堂：</w:t>
+        <w:t>Liam Lai 代 Kenneth Li 上一節初中三人專科班，三人皆扣堂：</w:t>
       </w:r>
     </w:p>
     <w:tbl>
@@ -5901,7 +5901,7 @@
                 <w:b w:val="0"/>
                 <w:sz w:val="19"/>
               </w:rPr>
-              <w:t>專科小組班</w:t>
+              <w:t>專科班</w:t>
             </w:r>
           </w:p>
         </w:tc>
@@ -5956,7 +5956,7 @@
                 <w:b w:val="0"/>
                 <w:sz w:val="19"/>
               </w:rPr>
-              <w:t>一對一／單對單</w:t>
+              <w:t>一對一</w:t>
             </w:r>
           </w:p>
         </w:tc>
@@ -6242,7 +6242,7 @@
                 <w:b w:val="0"/>
                 <w:sz w:val="19"/>
               </w:rPr>
-              <w:t>專科小組班</w:t>
+              <w:t>專科班</w:t>
             </w:r>
           </w:p>
         </w:tc>
@@ -6313,7 +6313,7 @@
                 <w:b w:val="0"/>
                 <w:sz w:val="19"/>
               </w:rPr>
-              <w:t>一對一／單對單</w:t>
+              <w:t>一對一</w:t>
             </w:r>
           </w:p>
         </w:tc>
@@ -6681,7 +6681,7 @@
           <w:rFonts w:ascii="Microsoft JhengHei" w:hAnsi="Microsoft JhengHei" w:eastAsia="Microsoft JhengHei"/>
           <w:sz w:val="22"/>
         </w:rPr>
-        <w:t>功課班時薪現階段不納入每月自動計算，見第 16 章。</w:t>
+        <w:t>功輔班時薪現階段不納入每月自動計算，見第 16 章。</w:t>
       </w:r>
     </w:p>
     <w:p>
@@ -8244,7 +8244,7 @@
           <w:rFonts w:ascii="Microsoft JhengHei" w:hAnsi="Microsoft JhengHei" w:eastAsia="Microsoft JhengHei"/>
           <w:sz w:val="22"/>
         </w:rPr>
-        <w:t>2. 教師未設定費率；</w:t>
+        <w:t>2. 老師未設定費率；</w:t>
       </w:r>
     </w:p>
     <w:p>
@@ -8365,7 +8365,7 @@
           <w:rFonts w:ascii="Microsoft JhengHei" w:hAnsi="Microsoft JhengHei" w:eastAsia="Microsoft JhengHei"/>
           <w:sz w:val="22"/>
         </w:rPr>
-        <w:t>1. 學生已扣堂、教師已計薪後才退學費；</w:t>
+        <w:t>1. 學生已扣堂、老師已計薪後才退學費；</w:t>
       </w:r>
     </w:p>
     <w:p>
@@ -8858,7 +8858,7 @@
                 <w:b w:val="0"/>
                 <w:sz w:val="19"/>
               </w:rPr>
-              <w:t>不可結算受影響課堂／教師，先補點名</w:t>
+              <w:t>不可結算受影響課堂／老師，先補點名</w:t>
             </w:r>
           </w:p>
         </w:tc>
@@ -9093,7 +9093,7 @@
           <w:b/>
           <w:sz w:val="22"/>
         </w:rPr>
-        <w:t>功課班時薪</w:t>
+        <w:t>功輔班時薪</w:t>
       </w:r>
     </w:p>
     <w:p>
@@ -9105,7 +9105,7 @@
           <w:rFonts w:ascii="Microsoft JhengHei" w:hAnsi="Microsoft JhengHei" w:eastAsia="Microsoft JhengHei"/>
           <w:sz w:val="22"/>
         </w:rPr>
-        <w:t>功課班尚未全面開辦，相關計法將於正式開辦後另行公佈。</w:t>
+        <w:t>功輔班尚未全面開辦，相關計法將於正式開辦後另行公佈。</w:t>
       </w:r>
     </w:p>
     <w:p>
@@ -9126,7 +9126,7 @@
           <w:b/>
           <w:sz w:val="22"/>
         </w:rPr>
-        <w:t>Christine Fan 的功課班佣金</w:t>
+        <w:t>Christine Fan 的功輔班佣金</w:t>
       </w:r>
     </w:p>
     <w:p>
@@ -9138,7 +9138,7 @@
           <w:rFonts w:ascii="Microsoft JhengHei" w:hAnsi="Microsoft JhengHei" w:eastAsia="Microsoft JhengHei"/>
           <w:sz w:val="22"/>
         </w:rPr>
-        <w:t>日後原則為：當月功課班報讀人數達 12 人或以上，方可計算功課班佣金。詳細基數與操作，待功課班安排確定後另文公布。</w:t>
+        <w:t>日後原則為：當月功輔班報讀人數達 12 人或以上，方可計算功輔班佣金。詳細基數與操作，待功輔班安排確定後另文公布。</w:t>
       </w:r>
     </w:p>
     <w:p>
@@ -9722,7 +9722,7 @@
                 <w:b w:val="0"/>
                 <w:sz w:val="19"/>
               </w:rPr>
-              <w:t>專科教師</w:t>
+              <w:t>專科老師</w:t>
             </w:r>
           </w:p>
         </w:tc>
@@ -10466,7 +10466,7 @@
                 <w:color w:val="FFFFFF"/>
                 <w:sz w:val="19"/>
               </w:rPr>
-              <w:t>專科小組班</w:t>
+              <w:t>專科班</w:t>
             </w:r>
           </w:p>
         </w:tc>
